--- a/docs/Pricer_Valo_doc.docx
+++ b/docs/Pricer_Valo_doc.docx
@@ -25929,17 +25929,100 @@
     </w:p>
     <w:p>
       <w:pPr>
+        <w:numPr>
+          <w:ilvl w:val="0"/>
+          <w:numId w:val="53"/>
+        </w:numPr>
         <w:spacing w:after="0" w:line="240" w:lineRule="auto"/>
-        <w:ind w:left="1440"/>
-        <w:rPr>
-          <w:rFonts w:ascii="Calibri" w:eastAsia="Times New Roman" w:hAnsi="Calibri" w:cs="Calibri"/>
-          <w:color w:val="172B4D"/>
-          <w:spacing w:val="-1"/>
-          <w:kern w:val="0"/>
-          <w:lang w:eastAsia="fr-FR"/>
-          <w14:ligatures w14:val="none"/>
-        </w:rPr>
-      </w:pPr>
+        <w:rPr>
+          <w:rFonts w:ascii="Calibri" w:eastAsia="Times New Roman" w:hAnsi="Calibri" w:cs="Calibri"/>
+          <w:color w:val="172B4D"/>
+          <w:spacing w:val="-1"/>
+          <w:kern w:val="0"/>
+          <w:lang w:eastAsia="fr-FR"/>
+          <w14:ligatures w14:val="none"/>
+        </w:rPr>
+      </w:pPr>
+      <w:r>
+        <w:rPr>
+          <w:rFonts w:ascii="Calibri" w:eastAsia="Times New Roman" w:hAnsi="Calibri" w:cs="Calibri"/>
+          <w:b/>
+          <w:bCs/>
+          <w:color w:val="172B4D"/>
+          <w:spacing w:val="-1"/>
+          <w:kern w:val="0"/>
+          <w:lang w:eastAsia="fr-FR"/>
+          <w14:ligatures w14:val="none"/>
+        </w:rPr>
+        <w:t>StoreCurve</w:t>
+      </w:r>
+      <w:r>
+        <w:rPr>
+          <w:rFonts w:ascii="Calibri" w:eastAsia="Times New Roman" w:hAnsi="Calibri" w:cs="Calibri"/>
+          <w:color w:val="172B4D"/>
+          <w:spacing w:val="-1"/>
+          <w:kern w:val="0"/>
+          <w:lang w:eastAsia="fr-FR"/>
+          <w14:ligatures w14:val="none"/>
+        </w:rPr>
+        <w:t> : Cette fonction permet de stocker plusieurs courbes EUR, USD, JPY … pour pouvoir ensuite les utiliser dans la partie FRTB, delta GIRR.</w:t>
+      </w:r>
+    </w:p>
+    <w:p>
+      <w:pPr>
+        <w:numPr>
+          <w:ilvl w:val="1"/>
+          <w:numId w:val="53"/>
+        </w:numPr>
+        <w:spacing w:after="0" w:line="240" w:lineRule="auto"/>
+        <w:rPr>
+          <w:rFonts w:ascii="Calibri" w:eastAsia="Times New Roman" w:hAnsi="Calibri" w:cs="Calibri"/>
+          <w:color w:val="172B4D"/>
+          <w:spacing w:val="-1"/>
+          <w:kern w:val="0"/>
+          <w:lang w:eastAsia="fr-FR"/>
+          <w14:ligatures w14:val="none"/>
+        </w:rPr>
+      </w:pPr>
+      <w:r>
+        <w:rPr>
+          <w:rFonts w:ascii="Calibri" w:eastAsia="Times New Roman" w:hAnsi="Calibri" w:cs="Calibri"/>
+          <w:color w:val="172B4D"/>
+          <w:spacing w:val="-1"/>
+          <w:kern w:val="0"/>
+          <w:lang w:eastAsia="fr-FR"/>
+          <w14:ligatures w14:val="none"/>
+        </w:rPr>
+        <w:t>Code en C# et vba</w:t>
+      </w:r>
+    </w:p>
+    <w:p>
+      <w:pPr>
+        <w:numPr>
+          <w:ilvl w:val="1"/>
+          <w:numId w:val="53"/>
+        </w:numPr>
+        <w:spacing w:after="0" w:line="240" w:lineRule="auto"/>
+        <w:rPr>
+          <w:rFonts w:ascii="Calibri" w:eastAsia="Times New Roman" w:hAnsi="Calibri" w:cs="Calibri"/>
+          <w:color w:val="172B4D"/>
+          <w:spacing w:val="-1"/>
+          <w:kern w:val="0"/>
+          <w:lang w:eastAsia="fr-FR"/>
+          <w14:ligatures w14:val="none"/>
+        </w:rPr>
+      </w:pPr>
+      <w:r>
+        <w:rPr>
+          <w:rFonts w:ascii="Calibri" w:eastAsia="Times New Roman" w:hAnsi="Calibri" w:cs="Calibri"/>
+          <w:color w:val="172B4D"/>
+          <w:spacing w:val="-1"/>
+          <w:kern w:val="0"/>
+          <w:lang w:eastAsia="fr-FR"/>
+          <w14:ligatures w14:val="none"/>
+        </w:rPr>
+        <w:t>Testé</w:t>
+      </w:r>
     </w:p>
     <w:p>
       <w:pPr>
@@ -26025,7 +26108,19 @@
           <w:lang w:eastAsia="fr-FR"/>
           <w14:ligatures w14:val="none"/>
         </w:rPr>
-        <w:t xml:space="preserve"> : Cette fonction est appelée depuis Excel pour calibrer un vecteur de probabilité de défaut à partir d'une courbe de spread. Elle est documentée dans le Guide Technique OpenCredit. Cette fonction est essentielle pour convertir les spreads de CDS en probabilités de défaut implicites.</w:t>
+        <w:t xml:space="preserve"> : Cette fonction est appelée depuis Excel pour calibrer un vecteur de probabilité de défaut à partir d'une courbe de spread. Elle est documentée </w:t>
+      </w:r>
+      <w:r>
+        <w:rPr>
+          <w:rFonts w:ascii="Calibri" w:eastAsia="Times New Roman" w:hAnsi="Calibri" w:cs="Calibri"/>
+          <w:color w:val="172B4D"/>
+          <w:spacing w:val="-1"/>
+          <w:kern w:val="0"/>
+          <w:lang w:eastAsia="fr-FR"/>
+          <w14:ligatures w14:val="none"/>
+        </w:rPr>
+        <w:lastRenderedPageBreak/>
+        <w:t>dans le Guide Technique OpenCredit. Cette fonction est essentielle pour convertir les spreads de CDS en probabilités de défaut implicites.</w:t>
       </w:r>
     </w:p>
     <w:p>
@@ -26094,7 +26189,6 @@
           <w:lang w:eastAsia="fr-FR"/>
           <w14:ligatures w14:val="none"/>
         </w:rPr>
-        <w:lastRenderedPageBreak/>
         <w:t>Testé</w:t>
       </w:r>
     </w:p>
@@ -26941,6 +27035,7 @@
           <w:lang w:eastAsia="fr-FR"/>
           <w14:ligatures w14:val="none"/>
         </w:rPr>
+        <w:lastRenderedPageBreak/>
         <w:t>GetMonthlyDP</w:t>
       </w:r>
       <w:r>
@@ -27846,6 +27941,7 @@
           <w:lang w:eastAsia="fr-FR"/>
           <w14:ligatures w14:val="none"/>
         </w:rPr>
+        <w:lastRenderedPageBreak/>
         <w:t>Codé en C# et vba</w:t>
       </w:r>
     </w:p>
@@ -27920,7 +28016,6 @@
           <w:lang w:eastAsia="fr-FR"/>
           <w14:ligatures w14:val="none"/>
         </w:rPr>
-        <w:lastRenderedPageBreak/>
         <w:t>GetDefaultDistributionLossUnit</w:t>
       </w:r>
       <w:r>
@@ -28861,7 +28956,6 @@
           <w:lang w:eastAsia="fr-FR"/>
           <w14:ligatures w14:val="none"/>
         </w:rPr>
-        <w:lastRenderedPageBreak/>
         <w:t>CDO :</w:t>
       </w:r>
       <w:r>
@@ -29702,17 +29796,103 @@
     <w:p>
       <w:pPr>
         <w:pStyle w:val="ListParagraph"/>
+        <w:numPr>
+          <w:ilvl w:val="0"/>
+          <w:numId w:val="55"/>
+        </w:numPr>
         <w:spacing w:after="0" w:line="240" w:lineRule="auto"/>
-        <w:ind w:left="1440"/>
-        <w:rPr>
-          <w:rFonts w:ascii="Calibri" w:eastAsia="Times New Roman" w:hAnsi="Calibri" w:cs="Calibri"/>
-          <w:color w:val="172B4D"/>
-          <w:spacing w:val="-1"/>
-          <w:kern w:val="0"/>
-          <w:lang w:eastAsia="fr-FR"/>
-          <w14:ligatures w14:val="none"/>
-        </w:rPr>
-      </w:pPr>
+        <w:rPr>
+          <w:rFonts w:ascii="Calibri" w:eastAsia="Times New Roman" w:hAnsi="Calibri" w:cs="Calibri"/>
+          <w:color w:val="172B4D"/>
+          <w:spacing w:val="-1"/>
+          <w:kern w:val="0"/>
+          <w:lang w:eastAsia="fr-FR"/>
+          <w14:ligatures w14:val="none"/>
+        </w:rPr>
+      </w:pPr>
+      <w:r>
+        <w:rPr>
+          <w:rFonts w:ascii="Calibri" w:eastAsia="Times New Roman" w:hAnsi="Calibri" w:cs="Calibri"/>
+          <w:b/>
+          <w:bCs/>
+          <w:color w:val="172B4D"/>
+          <w:spacing w:val="-1"/>
+          <w:kern w:val="0"/>
+          <w:lang w:eastAsia="fr-FR"/>
+          <w14:ligatures w14:val="none"/>
+        </w:rPr>
+        <w:t>ImpliedCorrelation </w:t>
+      </w:r>
+      <w:r>
+        <w:rPr>
+          <w:rFonts w:ascii="Calibri" w:eastAsia="Times New Roman" w:hAnsi="Calibri" w:cs="Calibri"/>
+          <w:color w:val="172B4D"/>
+          <w:spacing w:val="-1"/>
+          <w:kern w:val="0"/>
+          <w:lang w:eastAsia="fr-FR"/>
+          <w14:ligatures w14:val="none"/>
+        </w:rPr>
+        <w:t>: Implémente une méthode de dichotomie pour trouver la corrélation requise pour une tranche en prenant en paramètre soit l’ATM SPREAD target ou l’UPFRONT target, et l’attachment point et le detachment point.</w:t>
+      </w:r>
+    </w:p>
+    <w:p>
+      <w:pPr>
+        <w:pStyle w:val="ListParagraph"/>
+        <w:numPr>
+          <w:ilvl w:val="1"/>
+          <w:numId w:val="55"/>
+        </w:numPr>
+        <w:spacing w:after="0" w:line="240" w:lineRule="auto"/>
+        <w:rPr>
+          <w:rFonts w:ascii="Calibri" w:eastAsia="Times New Roman" w:hAnsi="Calibri" w:cs="Calibri"/>
+          <w:color w:val="172B4D"/>
+          <w:spacing w:val="-1"/>
+          <w:kern w:val="0"/>
+          <w:lang w:eastAsia="fr-FR"/>
+          <w14:ligatures w14:val="none"/>
+        </w:rPr>
+      </w:pPr>
+      <w:r>
+        <w:rPr>
+          <w:rFonts w:ascii="Calibri" w:eastAsia="Times New Roman" w:hAnsi="Calibri" w:cs="Calibri"/>
+          <w:color w:val="172B4D"/>
+          <w:spacing w:val="-1"/>
+          <w:kern w:val="0"/>
+          <w:lang w:eastAsia="fr-FR"/>
+          <w14:ligatures w14:val="none"/>
+        </w:rPr>
+        <w:t>Code en C# et vba</w:t>
+      </w:r>
+    </w:p>
+    <w:p>
+      <w:pPr>
+        <w:pStyle w:val="ListParagraph"/>
+        <w:numPr>
+          <w:ilvl w:val="1"/>
+          <w:numId w:val="55"/>
+        </w:numPr>
+        <w:spacing w:after="0" w:line="240" w:lineRule="auto"/>
+        <w:rPr>
+          <w:rFonts w:ascii="Calibri" w:eastAsia="Times New Roman" w:hAnsi="Calibri" w:cs="Calibri"/>
+          <w:color w:val="172B4D"/>
+          <w:spacing w:val="-1"/>
+          <w:kern w:val="0"/>
+          <w:lang w:eastAsia="fr-FR"/>
+          <w14:ligatures w14:val="none"/>
+        </w:rPr>
+      </w:pPr>
+      <w:r>
+        <w:rPr>
+          <w:rFonts w:ascii="Calibri" w:eastAsia="Times New Roman" w:hAnsi="Calibri" w:cs="Calibri"/>
+          <w:color w:val="172B4D"/>
+          <w:spacing w:val="-1"/>
+          <w:kern w:val="0"/>
+          <w:lang w:eastAsia="fr-FR"/>
+          <w14:ligatures w14:val="none"/>
+        </w:rPr>
+        <w:lastRenderedPageBreak/>
+        <w:t>Non testé</w:t>
+      </w:r>
     </w:p>
     <w:p>
       <w:pPr>
@@ -29751,192 +29931,745 @@
     </w:p>
     <w:p>
       <w:pPr>
-        <w:spacing w:after="0" w:line="240" w:lineRule="auto"/>
-        <w:rPr>
-          <w:rFonts w:ascii="Calibri" w:eastAsia="Times New Roman" w:hAnsi="Calibri" w:cs="Calibri"/>
-          <w:color w:val="172B4D"/>
-          <w:spacing w:val="-1"/>
-          <w:kern w:val="0"/>
-          <w:lang w:eastAsia="fr-FR"/>
-          <w14:ligatures w14:val="none"/>
-        </w:rPr>
-      </w:pPr>
-    </w:p>
-    <w:p>
-      <w:pPr>
-        <w:spacing w:after="0" w:line="240" w:lineRule="auto"/>
-        <w:ind w:left="720"/>
-        <w:rPr>
-          <w:rFonts w:ascii="Calibri" w:eastAsia="Times New Roman" w:hAnsi="Calibri" w:cs="Calibri"/>
-          <w:color w:val="172B4D"/>
-          <w:spacing w:val="-1"/>
-          <w:kern w:val="0"/>
-          <w:lang w:eastAsia="fr-FR"/>
-          <w14:ligatures w14:val="none"/>
-        </w:rPr>
-      </w:pPr>
-    </w:p>
-    <w:p>
-      <w:pPr>
-        <w:spacing w:before="100" w:beforeAutospacing="1" w:after="100" w:afterAutospacing="1" w:line="240" w:lineRule="auto"/>
-        <w:rPr>
-          <w:rFonts w:ascii="Calibri" w:eastAsia="Times New Roman" w:hAnsi="Calibri" w:cs="Calibri"/>
-          <w:color w:val="172B4D"/>
-          <w:spacing w:val="-1"/>
-          <w:kern w:val="0"/>
-          <w:lang w:eastAsia="fr-FR"/>
-          <w14:ligatures w14:val="none"/>
-        </w:rPr>
-      </w:pPr>
-    </w:p>
-    <w:p>
-      <w:pPr>
-        <w:spacing w:before="100" w:beforeAutospacing="1" w:after="100" w:afterAutospacing="1" w:line="240" w:lineRule="auto"/>
-        <w:ind w:left="60"/>
-        <w:rPr>
-          <w:rFonts w:ascii="Calibri" w:eastAsia="Times New Roman" w:hAnsi="Calibri" w:cs="Calibri"/>
-          <w:color w:val="172B4D"/>
-          <w:spacing w:val="-1"/>
-          <w:kern w:val="0"/>
-          <w:lang w:eastAsia="fr-FR"/>
-          <w14:ligatures w14:val="none"/>
-        </w:rPr>
-      </w:pPr>
-    </w:p>
-    <w:p>
-      <w:pPr>
-        <w:rPr>
-          <w:rFonts w:ascii="Calibri" w:hAnsi="Calibri" w:cs="Calibri"/>
-        </w:rPr>
-      </w:pPr>
-    </w:p>
-    <w:p>
-      <w:pPr>
-        <w:spacing w:before="480" w:after="0" w:line="240" w:lineRule="auto"/>
-        <w:outlineLvl w:val="2"/>
-        <w:rPr>
-          <w:rFonts w:ascii="Calibri" w:eastAsia="Times New Roman" w:hAnsi="Calibri" w:cs="Calibri"/>
-          <w:b/>
-          <w:bCs/>
-          <w:color w:val="172B4D"/>
-          <w:spacing w:val="-1"/>
-          <w:kern w:val="0"/>
-          <w:lang w:eastAsia="fr-FR"/>
-          <w14:ligatures w14:val="none"/>
-        </w:rPr>
-      </w:pPr>
+        <w:pStyle w:val="Heading5"/>
+      </w:pPr>
+      <w:r>
+        <w:t>FRTB</w:t>
+      </w:r>
+    </w:p>
+    <w:p>
+      <w:r>
+        <w:t>Cette classe/ module contient les fonctions suivantes :</w:t>
+      </w:r>
     </w:p>
     <w:p>
       <w:pPr>
         <w:pStyle w:val="ListParagraph"/>
-        <w:spacing w:after="0" w:line="240" w:lineRule="auto"/>
-        <w:rPr>
-          <w:rFonts w:ascii="Calibri" w:eastAsia="Times New Roman" w:hAnsi="Calibri" w:cs="Calibri"/>
-          <w:color w:val="172B4D"/>
-          <w:spacing w:val="-1"/>
-          <w:kern w:val="0"/>
-          <w:lang w:eastAsia="fr-FR"/>
-          <w14:ligatures w14:val="none"/>
-        </w:rPr>
-      </w:pPr>
-    </w:p>
-    <w:p>
-      <w:pPr>
-        <w:spacing w:before="100" w:beforeAutospacing="1" w:after="100" w:afterAutospacing="1" w:line="240" w:lineRule="auto"/>
-        <w:ind w:left="60"/>
-        <w:rPr>
-          <w:rFonts w:ascii="Calibri" w:eastAsia="Times New Roman" w:hAnsi="Calibri" w:cs="Calibri"/>
-          <w:color w:val="172B4D"/>
-          <w:spacing w:val="-1"/>
-          <w:kern w:val="0"/>
-          <w:lang w:eastAsia="fr-FR"/>
-          <w14:ligatures w14:val="none"/>
-        </w:rPr>
-      </w:pPr>
-    </w:p>
-    <w:p>
-      <w:pPr>
-        <w:rPr>
-          <w:rFonts w:ascii="Calibri" w:hAnsi="Calibri" w:cs="Calibri"/>
-        </w:rPr>
-      </w:pPr>
-    </w:p>
-    <w:p>
-      <w:pPr>
-        <w:spacing w:after="0" w:line="240" w:lineRule="auto"/>
-        <w:rPr>
-          <w:rFonts w:ascii="Calibri" w:eastAsia="Times New Roman" w:hAnsi="Calibri" w:cs="Calibri"/>
-          <w:color w:val="172B4D"/>
-          <w:spacing w:val="-1"/>
-          <w:kern w:val="0"/>
-          <w:lang w:eastAsia="fr-FR"/>
-          <w14:ligatures w14:val="none"/>
-        </w:rPr>
-      </w:pPr>
-    </w:p>
-    <w:p>
-      <w:pPr>
-        <w:spacing w:after="0" w:line="240" w:lineRule="auto"/>
-        <w:ind w:left="720"/>
-        <w:rPr>
-          <w:rFonts w:ascii="Calibri" w:eastAsia="Times New Roman" w:hAnsi="Calibri" w:cs="Calibri"/>
-          <w:color w:val="172B4D"/>
-          <w:spacing w:val="-1"/>
-          <w:kern w:val="0"/>
-          <w:lang w:eastAsia="fr-FR"/>
-          <w14:ligatures w14:val="none"/>
-        </w:rPr>
-      </w:pPr>
-    </w:p>
-    <w:p>
-      <w:pPr>
-        <w:spacing w:before="100" w:beforeAutospacing="1" w:after="100" w:afterAutospacing="1" w:line="240" w:lineRule="auto"/>
-        <w:rPr>
-          <w:rFonts w:ascii="Calibri" w:eastAsia="Times New Roman" w:hAnsi="Calibri" w:cs="Calibri"/>
-          <w:color w:val="172B4D"/>
-          <w:spacing w:val="-1"/>
-          <w:kern w:val="0"/>
-          <w:lang w:eastAsia="fr-FR"/>
-          <w14:ligatures w14:val="none"/>
-        </w:rPr>
-      </w:pPr>
-    </w:p>
-    <w:p>
-      <w:pPr>
-        <w:spacing w:before="100" w:beforeAutospacing="1" w:after="100" w:afterAutospacing="1" w:line="240" w:lineRule="auto"/>
-        <w:ind w:left="60"/>
-        <w:rPr>
-          <w:rFonts w:ascii="Calibri" w:eastAsia="Times New Roman" w:hAnsi="Calibri" w:cs="Calibri"/>
-          <w:color w:val="172B4D"/>
-          <w:spacing w:val="-1"/>
-          <w:kern w:val="0"/>
-          <w:lang w:eastAsia="fr-FR"/>
-          <w14:ligatures w14:val="none"/>
-        </w:rPr>
-      </w:pPr>
-    </w:p>
-    <w:p>
-      <w:pPr>
-        <w:rPr>
-          <w:rFonts w:ascii="Calibri" w:hAnsi="Calibri" w:cs="Calibri"/>
-        </w:rPr>
-      </w:pPr>
-    </w:p>
-    <w:p>
-      <w:pPr>
-        <w:spacing w:before="480" w:after="0" w:line="240" w:lineRule="auto"/>
-        <w:outlineLvl w:val="2"/>
-        <w:rPr>
-          <w:rFonts w:ascii="Calibri" w:eastAsia="Times New Roman" w:hAnsi="Calibri" w:cs="Calibri"/>
-          <w:b/>
-          <w:bCs/>
-          <w:color w:val="172B4D"/>
-          <w:spacing w:val="-1"/>
-          <w:kern w:val="0"/>
-          <w:lang w:eastAsia="fr-FR"/>
-          <w14:ligatures w14:val="none"/>
-        </w:rPr>
-      </w:pPr>
+        <w:numPr>
+          <w:ilvl w:val="0"/>
+          <w:numId w:val="76"/>
+        </w:numPr>
+        <w:rPr>
+          <w:b/>
+          <w:bCs/>
+        </w:rPr>
+      </w:pPr>
+      <w:r>
+        <w:rPr>
+          <w:b/>
+          <w:bCs/>
+        </w:rPr>
+        <w:t>DeltaGIRR</w:t>
+      </w:r>
+      <w:r>
+        <w:rPr>
+          <w:b/>
+          <w:bCs/>
+        </w:rPr>
+        <w:t> </w:t>
+      </w:r>
+      <w:r>
+        <w:t>:</w:t>
+      </w:r>
+      <w:r>
+        <w:t xml:space="preserve"> Cette fonction calcule le « Delta GIRR » suivant la méthodologie SBM (Sensitivities Based Method ), elle est appelée par la fonction GIRR qui se charge de strip toutes les courbes stockées.</w:t>
+      </w:r>
+    </w:p>
+    <w:p>
+      <w:pPr>
+        <w:pStyle w:val="ListParagraph"/>
+        <w:numPr>
+          <w:ilvl w:val="1"/>
+          <w:numId w:val="76"/>
+        </w:numPr>
+        <w:rPr>
+          <w:b/>
+          <w:bCs/>
+        </w:rPr>
+      </w:pPr>
+      <w:r>
+        <w:rPr>
+          <w:b/>
+          <w:bCs/>
+        </w:rPr>
+        <w:t xml:space="preserve">Code en C# </w:t>
+      </w:r>
+    </w:p>
+    <w:p>
+      <w:pPr>
+        <w:pStyle w:val="ListParagraph"/>
+        <w:numPr>
+          <w:ilvl w:val="1"/>
+          <w:numId w:val="76"/>
+        </w:numPr>
+        <w:rPr>
+          <w:b/>
+          <w:bCs/>
+        </w:rPr>
+      </w:pPr>
+      <w:r>
+        <w:rPr>
+          <w:b/>
+          <w:bCs/>
+        </w:rPr>
+        <w:t>Non testé</w:t>
+      </w:r>
+    </w:p>
+    <w:p>
+      <w:pPr>
+        <w:pStyle w:val="ListParagraph"/>
+        <w:numPr>
+          <w:ilvl w:val="0"/>
+          <w:numId w:val="76"/>
+        </w:numPr>
+        <w:rPr>
+          <w:b/>
+          <w:bCs/>
+        </w:rPr>
+      </w:pPr>
+      <w:r>
+        <w:rPr>
+          <w:b/>
+          <w:bCs/>
+        </w:rPr>
+        <w:t>GIRR </w:t>
+      </w:r>
+      <w:r>
+        <w:t>:</w:t>
+      </w:r>
+      <w:r>
+        <w:rPr>
+          <w:b/>
+          <w:bCs/>
+        </w:rPr>
+        <w:t xml:space="preserve"> </w:t>
+      </w:r>
+      <w:r>
+        <w:t>Cette fonction qui se charge d’agréger tous les delta GIRR en fonctions de toutes les courbes EUR, USD, JPY .. stockées. Elle calcule les Kb pour chaque bucket, la corrélation entre les courbes et le delta risk final.</w:t>
+      </w:r>
+    </w:p>
+    <w:p>
+      <w:pPr>
+        <w:pStyle w:val="ListParagraph"/>
+        <w:numPr>
+          <w:ilvl w:val="1"/>
+          <w:numId w:val="76"/>
+        </w:numPr>
+        <w:rPr>
+          <w:b/>
+          <w:bCs/>
+        </w:rPr>
+      </w:pPr>
+      <w:r>
+        <w:rPr>
+          <w:b/>
+          <w:bCs/>
+        </w:rPr>
+        <w:t>Code en C# et vba</w:t>
+      </w:r>
+    </w:p>
+    <w:p>
+      <w:pPr>
+        <w:pStyle w:val="ListParagraph"/>
+        <w:numPr>
+          <w:ilvl w:val="1"/>
+          <w:numId w:val="76"/>
+        </w:numPr>
+        <w:rPr>
+          <w:b/>
+          <w:bCs/>
+        </w:rPr>
+      </w:pPr>
+      <w:r>
+        <w:rPr>
+          <w:b/>
+          <w:bCs/>
+        </w:rPr>
+        <w:t>Non testé</w:t>
+      </w:r>
+    </w:p>
+    <w:p>
+      <w:pPr>
+        <w:pStyle w:val="ListParagraph"/>
+        <w:numPr>
+          <w:ilvl w:val="0"/>
+          <w:numId w:val="76"/>
+        </w:numPr>
+        <w:rPr>
+          <w:b/>
+          <w:bCs/>
+        </w:rPr>
+      </w:pPr>
+      <w:r>
+        <w:rPr>
+          <w:b/>
+          <w:bCs/>
+        </w:rPr>
+        <w:t>DeltaCSRCDOProxy </w:t>
+      </w:r>
+      <w:r>
+        <w:t>:</w:t>
+      </w:r>
+      <w:r>
+        <w:t xml:space="preserve"> Cette fonction calcule le delta CSR de la tranche en prenant pour proxy la PV01, permettant une approche non look-through. Elle utilise cependant les risk-weights, les tenors et la corrélation des produits SEC</w:t>
+      </w:r>
+      <w:r>
+        <w:t xml:space="preserve"> CTP de la partie CSR. Elle calcule les Kb </w:t>
+      </w:r>
+      <w:r>
+        <w:t>en considérant un seul bucket, celui qui est majoritaire parmi les bucket des CDS présent dans la tranche</w:t>
+      </w:r>
+      <w:r>
+        <w:t>, et le delta risk final.</w:t>
+      </w:r>
+    </w:p>
+    <w:p>
+      <w:pPr>
+        <w:pStyle w:val="ListParagraph"/>
+        <w:numPr>
+          <w:ilvl w:val="1"/>
+          <w:numId w:val="76"/>
+        </w:numPr>
+        <w:rPr>
+          <w:b/>
+          <w:bCs/>
+        </w:rPr>
+      </w:pPr>
+      <w:r>
+        <w:rPr>
+          <w:b/>
+          <w:bCs/>
+        </w:rPr>
+        <w:t>Code en C# et vba</w:t>
+      </w:r>
+    </w:p>
+    <w:p>
+      <w:pPr>
+        <w:pStyle w:val="ListParagraph"/>
+        <w:numPr>
+          <w:ilvl w:val="1"/>
+          <w:numId w:val="76"/>
+        </w:numPr>
+        <w:rPr>
+          <w:b/>
+          <w:bCs/>
+        </w:rPr>
+      </w:pPr>
+      <w:r>
+        <w:rPr>
+          <w:b/>
+          <w:bCs/>
+        </w:rPr>
+        <w:t>Non testé</w:t>
+      </w:r>
+    </w:p>
+    <w:p>
+      <w:pPr>
+        <w:pStyle w:val="ListParagraph"/>
+        <w:numPr>
+          <w:ilvl w:val="0"/>
+          <w:numId w:val="76"/>
+        </w:numPr>
+        <w:rPr>
+          <w:b/>
+          <w:bCs/>
+        </w:rPr>
+      </w:pPr>
+      <w:r>
+        <w:rPr>
+          <w:b/>
+          <w:bCs/>
+        </w:rPr>
+        <w:t>DeltaCSRCDO </w:t>
+      </w:r>
+      <w:r>
+        <w:t>:</w:t>
+      </w:r>
+      <w:r>
+        <w:t xml:space="preserve"> Cette fonction calcule le delta CSR de la tranche avec une approche look-through, en choquant les spread de chaque issuer selon les tenors requis par le régulateur. Elle calcule les Kb, et le delta risk final en considérant un seul bucket, celui qui est majoritaire parmi les bucket des CDS présent dans la tranche.</w:t>
+      </w:r>
+    </w:p>
+    <w:p>
+      <w:pPr>
+        <w:pStyle w:val="ListParagraph"/>
+        <w:numPr>
+          <w:ilvl w:val="1"/>
+          <w:numId w:val="76"/>
+        </w:numPr>
+        <w:rPr>
+          <w:b/>
+          <w:bCs/>
+        </w:rPr>
+      </w:pPr>
+      <w:r>
+        <w:rPr>
+          <w:b/>
+          <w:bCs/>
+        </w:rPr>
+        <w:t>Code en C# et vba</w:t>
+      </w:r>
+    </w:p>
+    <w:p>
+      <w:pPr>
+        <w:pStyle w:val="ListParagraph"/>
+        <w:numPr>
+          <w:ilvl w:val="1"/>
+          <w:numId w:val="76"/>
+        </w:numPr>
+        <w:rPr>
+          <w:b/>
+          <w:bCs/>
+        </w:rPr>
+      </w:pPr>
+      <w:r>
+        <w:rPr>
+          <w:b/>
+          <w:bCs/>
+        </w:rPr>
+        <w:t>Non testé</w:t>
+      </w:r>
+    </w:p>
+    <w:p>
+      <w:pPr>
+        <w:pStyle w:val="ListParagraph"/>
+        <w:numPr>
+          <w:ilvl w:val="0"/>
+          <w:numId w:val="76"/>
+        </w:numPr>
+        <w:rPr>
+          <w:b/>
+          <w:bCs/>
+        </w:rPr>
+      </w:pPr>
+      <w:r>
+        <w:rPr>
+          <w:b/>
+          <w:bCs/>
+        </w:rPr>
+        <w:t>DeltaCSRCDS </w:t>
+      </w:r>
+      <w:r>
+        <w:t>: Cette fonction calcule le delta CSR de tous les CDS présent dans la tranche, calcule la corrélation, les bucket selon les secteurs et les ratings de chaque issuer puis calcule le delta risk.</w:t>
+      </w:r>
+    </w:p>
+    <w:p>
+      <w:pPr>
+        <w:pStyle w:val="ListParagraph"/>
+        <w:numPr>
+          <w:ilvl w:val="1"/>
+          <w:numId w:val="76"/>
+        </w:numPr>
+        <w:rPr>
+          <w:b/>
+          <w:bCs/>
+        </w:rPr>
+      </w:pPr>
+      <w:r>
+        <w:rPr>
+          <w:b/>
+          <w:bCs/>
+        </w:rPr>
+        <w:t>Code en C# et vba</w:t>
+      </w:r>
+    </w:p>
+    <w:p>
+      <w:pPr>
+        <w:pStyle w:val="ListParagraph"/>
+        <w:numPr>
+          <w:ilvl w:val="1"/>
+          <w:numId w:val="76"/>
+        </w:numPr>
+        <w:rPr>
+          <w:b/>
+          <w:bCs/>
+        </w:rPr>
+      </w:pPr>
+      <w:r>
+        <w:rPr>
+          <w:b/>
+          <w:bCs/>
+        </w:rPr>
+        <w:t>Non testé</w:t>
+      </w:r>
+    </w:p>
+    <w:p>
+      <w:pPr>
+        <w:pStyle w:val="ListParagraph"/>
+        <w:numPr>
+          <w:ilvl w:val="0"/>
+          <w:numId w:val="76"/>
+        </w:numPr>
+        <w:rPr>
+          <w:b/>
+          <w:bCs/>
+        </w:rPr>
+      </w:pPr>
+      <w:r>
+        <w:rPr>
+          <w:b/>
+          <w:bCs/>
+        </w:rPr>
+        <w:t>CDOBucket </w:t>
+      </w:r>
+      <w:r>
+        <w:t>: Cette fonction prend en paramètre une liste de bucket, et fournit le bucket majoritaire pour la tranche.</w:t>
+      </w:r>
+    </w:p>
+    <w:p>
+      <w:pPr>
+        <w:pStyle w:val="ListParagraph"/>
+        <w:numPr>
+          <w:ilvl w:val="1"/>
+          <w:numId w:val="76"/>
+        </w:numPr>
+        <w:rPr>
+          <w:b/>
+          <w:bCs/>
+        </w:rPr>
+      </w:pPr>
+      <w:r>
+        <w:rPr>
+          <w:b/>
+          <w:bCs/>
+        </w:rPr>
+        <w:t>Code en C#</w:t>
+      </w:r>
+    </w:p>
+    <w:p>
+      <w:pPr>
+        <w:pStyle w:val="ListParagraph"/>
+        <w:numPr>
+          <w:ilvl w:val="1"/>
+          <w:numId w:val="76"/>
+        </w:numPr>
+        <w:rPr>
+          <w:b/>
+          <w:bCs/>
+        </w:rPr>
+      </w:pPr>
+      <w:r>
+        <w:rPr>
+          <w:b/>
+          <w:bCs/>
+        </w:rPr>
+        <w:lastRenderedPageBreak/>
+        <w:t>Testé</w:t>
+      </w:r>
+    </w:p>
+    <w:p>
+      <w:pPr>
+        <w:pStyle w:val="ListParagraph"/>
+        <w:numPr>
+          <w:ilvl w:val="0"/>
+          <w:numId w:val="76"/>
+        </w:numPr>
+        <w:rPr>
+          <w:b/>
+          <w:bCs/>
+        </w:rPr>
+      </w:pPr>
+      <w:r>
+        <w:rPr>
+          <w:b/>
+          <w:bCs/>
+        </w:rPr>
+        <w:t>Fill </w:t>
+      </w:r>
+      <w:r>
+        <w:t>: Cette fonction rempli les spread de CDS manquant dans la partie STRIP CDS aux tenors requis par le régulateur pour permettre l’utilisateur de les choquer afin de calculer les sensibilités demandées.</w:t>
+      </w:r>
+    </w:p>
+    <w:p>
+      <w:pPr>
+        <w:pStyle w:val="ListParagraph"/>
+        <w:numPr>
+          <w:ilvl w:val="1"/>
+          <w:numId w:val="76"/>
+        </w:numPr>
+        <w:rPr>
+          <w:b/>
+          <w:bCs/>
+        </w:rPr>
+      </w:pPr>
+      <w:r>
+        <w:rPr>
+          <w:b/>
+          <w:bCs/>
+        </w:rPr>
+        <w:t xml:space="preserve">Code en C# </w:t>
+      </w:r>
+    </w:p>
+    <w:p>
+      <w:pPr>
+        <w:pStyle w:val="ListParagraph"/>
+        <w:numPr>
+          <w:ilvl w:val="1"/>
+          <w:numId w:val="76"/>
+        </w:numPr>
+        <w:rPr>
+          <w:b/>
+          <w:bCs/>
+        </w:rPr>
+      </w:pPr>
+      <w:r>
+        <w:rPr>
+          <w:b/>
+          <w:bCs/>
+        </w:rPr>
+        <w:t>Testé </w:t>
+      </w:r>
+    </w:p>
+    <w:p>
+      <w:pPr>
+        <w:pStyle w:val="ListParagraph"/>
+        <w:numPr>
+          <w:ilvl w:val="0"/>
+          <w:numId w:val="76"/>
+        </w:numPr>
+        <w:rPr>
+          <w:b/>
+          <w:bCs/>
+        </w:rPr>
+      </w:pPr>
+      <w:r>
+        <w:rPr>
+          <w:b/>
+          <w:bCs/>
+        </w:rPr>
+        <w:t>Rating </w:t>
+      </w:r>
+      <w:r>
+        <w:t>: Cette fonction prend en compte le rating d’un issuer, et renvoie si cet issuer est HY (High Yield), IG (Investment  Grade) ou D (Défaut).</w:t>
+      </w:r>
+    </w:p>
+    <w:p>
+      <w:pPr>
+        <w:pStyle w:val="ListParagraph"/>
+        <w:numPr>
+          <w:ilvl w:val="1"/>
+          <w:numId w:val="76"/>
+        </w:numPr>
+        <w:rPr>
+          <w:b/>
+          <w:bCs/>
+        </w:rPr>
+      </w:pPr>
+      <w:r>
+        <w:rPr>
+          <w:b/>
+          <w:bCs/>
+        </w:rPr>
+        <w:t>Code en C#</w:t>
+      </w:r>
+    </w:p>
+    <w:p>
+      <w:pPr>
+        <w:pStyle w:val="ListParagraph"/>
+        <w:numPr>
+          <w:ilvl w:val="1"/>
+          <w:numId w:val="76"/>
+        </w:numPr>
+        <w:rPr>
+          <w:b/>
+          <w:bCs/>
+        </w:rPr>
+      </w:pPr>
+      <w:r>
+        <w:rPr>
+          <w:b/>
+          <w:bCs/>
+        </w:rPr>
+        <w:t>Testé</w:t>
+      </w:r>
+    </w:p>
+    <w:p>
+      <w:pPr>
+        <w:pStyle w:val="ListParagraph"/>
+        <w:numPr>
+          <w:ilvl w:val="0"/>
+          <w:numId w:val="76"/>
+        </w:numPr>
+        <w:rPr>
+          <w:b/>
+          <w:bCs/>
+        </w:rPr>
+      </w:pPr>
+      <w:r>
+        <w:rPr>
+          <w:b/>
+          <w:bCs/>
+        </w:rPr>
+        <w:t>BucketCompute </w:t>
+      </w:r>
+      <w:r>
+        <w:t>: Cette fonction prend en compte les noms des issuers, leurs ratings et leurs secteurs pour renvoyer une liste de bucket.</w:t>
+      </w:r>
+    </w:p>
+    <w:p>
+      <w:pPr>
+        <w:pStyle w:val="ListParagraph"/>
+        <w:numPr>
+          <w:ilvl w:val="1"/>
+          <w:numId w:val="76"/>
+        </w:numPr>
+        <w:rPr>
+          <w:b/>
+          <w:bCs/>
+        </w:rPr>
+      </w:pPr>
+      <w:r>
+        <w:rPr>
+          <w:b/>
+          <w:bCs/>
+        </w:rPr>
+        <w:t>Code en C#</w:t>
+      </w:r>
+    </w:p>
+    <w:p>
+      <w:pPr>
+        <w:pStyle w:val="ListParagraph"/>
+        <w:numPr>
+          <w:ilvl w:val="1"/>
+          <w:numId w:val="76"/>
+        </w:numPr>
+        <w:rPr>
+          <w:b/>
+          <w:bCs/>
+        </w:rPr>
+      </w:pPr>
+      <w:r>
+        <w:rPr>
+          <w:b/>
+          <w:bCs/>
+        </w:rPr>
+        <w:t>Testé</w:t>
+      </w:r>
+    </w:p>
+    <w:p>
+      <w:pPr>
+        <w:pStyle w:val="ListParagraph"/>
+        <w:numPr>
+          <w:ilvl w:val="0"/>
+          <w:numId w:val="76"/>
+        </w:numPr>
+        <w:rPr>
+          <w:b/>
+          <w:bCs/>
+        </w:rPr>
+      </w:pPr>
+      <w:r>
+        <w:rPr>
+          <w:b/>
+          <w:bCs/>
+        </w:rPr>
+        <w:t>curvatureCSR </w:t>
+      </w:r>
+      <w:r>
+        <w:t>: Cette fonction calcule la curvature CSR pour une méthode look-through, elle peut à la fois calculer la curvature pour un produit SEC CTP (CDO) ou non SEC (CDS), selon différents scénarios de corrélation en prenant en compte les sensibilités DELTA CSR concernées.</w:t>
+      </w:r>
+    </w:p>
+    <w:p>
+      <w:pPr>
+        <w:pStyle w:val="ListParagraph"/>
+        <w:numPr>
+          <w:ilvl w:val="1"/>
+          <w:numId w:val="76"/>
+        </w:numPr>
+        <w:rPr>
+          <w:b/>
+          <w:bCs/>
+        </w:rPr>
+      </w:pPr>
+      <w:r>
+        <w:rPr>
+          <w:b/>
+          <w:bCs/>
+        </w:rPr>
+        <w:t>Code en C# et vba</w:t>
+      </w:r>
+    </w:p>
+    <w:p>
+      <w:pPr>
+        <w:pStyle w:val="ListParagraph"/>
+        <w:numPr>
+          <w:ilvl w:val="1"/>
+          <w:numId w:val="76"/>
+        </w:numPr>
+        <w:rPr>
+          <w:b/>
+          <w:bCs/>
+        </w:rPr>
+      </w:pPr>
+      <w:r>
+        <w:rPr>
+          <w:b/>
+          <w:bCs/>
+        </w:rPr>
+        <w:t>Non testé</w:t>
+      </w:r>
+    </w:p>
+    <w:p>
+      <w:pPr>
+        <w:pStyle w:val="ListParagraph"/>
+        <w:numPr>
+          <w:ilvl w:val="0"/>
+          <w:numId w:val="76"/>
+        </w:numPr>
+        <w:rPr>
+          <w:b/>
+          <w:bCs/>
+        </w:rPr>
+      </w:pPr>
+      <w:r>
+        <w:rPr>
+          <w:b/>
+          <w:bCs/>
+        </w:rPr>
+        <w:t>curvatureCSRPROXY </w:t>
+      </w:r>
+      <w:r>
+        <w:t>: Cette fonction calcule la curvature CSR pour une méthode non look-through, pour les produits SECCTP.</w:t>
+      </w:r>
+    </w:p>
+    <w:p>
+      <w:pPr>
+        <w:pStyle w:val="ListParagraph"/>
+        <w:numPr>
+          <w:ilvl w:val="1"/>
+          <w:numId w:val="76"/>
+        </w:numPr>
+        <w:rPr>
+          <w:b/>
+          <w:bCs/>
+        </w:rPr>
+      </w:pPr>
+      <w:r>
+        <w:rPr>
+          <w:b/>
+          <w:bCs/>
+        </w:rPr>
+        <w:t>Code en C# et vba</w:t>
+      </w:r>
+    </w:p>
+    <w:p>
+      <w:pPr>
+        <w:pStyle w:val="ListParagraph"/>
+        <w:numPr>
+          <w:ilvl w:val="1"/>
+          <w:numId w:val="76"/>
+        </w:numPr>
+        <w:rPr>
+          <w:b/>
+          <w:bCs/>
+        </w:rPr>
+      </w:pPr>
+      <w:r>
+        <w:rPr>
+          <w:b/>
+          <w:bCs/>
+        </w:rPr>
+        <w:t>Non testé</w:t>
+      </w:r>
     </w:p>
     <w:sectPr>
       <w:pgSz w:w="11906" w:h="16838"/>
@@ -30201,6 +30934,92 @@
     </w:lvl>
   </w:abstractNum>
   <w:abstractNum w:abstractNumId="2" w15:restartNumberingAfterBreak="0">
+    <w:nsid w:val="080D7FDD"/>
+    <w:multiLevelType w:val="hybridMultilevel"/>
+    <w:tmpl w:val="262A94B2"/>
+    <w:lvl w:ilvl="0" w:tplc="040C000F">
+      <w:start w:val="1"/>
+      <w:numFmt w:val="decimal"/>
+      <w:lvlText w:val="%1."/>
+      <w:lvlJc w:val="left"/>
+      <w:pPr>
+        <w:ind w:left="720" w:hanging="360"/>
+      </w:pPr>
+    </w:lvl>
+    <w:lvl w:ilvl="1" w:tplc="040C0019">
+      <w:start w:val="1"/>
+      <w:numFmt w:val="lowerLetter"/>
+      <w:lvlText w:val="%2."/>
+      <w:lvlJc w:val="left"/>
+      <w:pPr>
+        <w:ind w:left="1440" w:hanging="360"/>
+      </w:pPr>
+    </w:lvl>
+    <w:lvl w:ilvl="2" w:tplc="040C001B">
+      <w:start w:val="1"/>
+      <w:numFmt w:val="lowerRoman"/>
+      <w:lvlText w:val="%3."/>
+      <w:lvlJc w:val="right"/>
+      <w:pPr>
+        <w:ind w:left="2160" w:hanging="180"/>
+      </w:pPr>
+    </w:lvl>
+    <w:lvl w:ilvl="3" w:tplc="040C000F">
+      <w:start w:val="1"/>
+      <w:numFmt w:val="decimal"/>
+      <w:lvlText w:val="%4."/>
+      <w:lvlJc w:val="left"/>
+      <w:pPr>
+        <w:ind w:left="2880" w:hanging="360"/>
+      </w:pPr>
+    </w:lvl>
+    <w:lvl w:ilvl="4" w:tplc="040C0019">
+      <w:start w:val="1"/>
+      <w:numFmt w:val="lowerLetter"/>
+      <w:lvlText w:val="%5."/>
+      <w:lvlJc w:val="left"/>
+      <w:pPr>
+        <w:ind w:left="3600" w:hanging="360"/>
+      </w:pPr>
+    </w:lvl>
+    <w:lvl w:ilvl="5" w:tplc="040C001B">
+      <w:start w:val="1"/>
+      <w:numFmt w:val="lowerRoman"/>
+      <w:lvlText w:val="%6."/>
+      <w:lvlJc w:val="right"/>
+      <w:pPr>
+        <w:ind w:left="4320" w:hanging="180"/>
+      </w:pPr>
+    </w:lvl>
+    <w:lvl w:ilvl="6" w:tplc="040C000F">
+      <w:start w:val="1"/>
+      <w:numFmt w:val="decimal"/>
+      <w:lvlText w:val="%7."/>
+      <w:lvlJc w:val="left"/>
+      <w:pPr>
+        <w:ind w:left="5040" w:hanging="360"/>
+      </w:pPr>
+    </w:lvl>
+    <w:lvl w:ilvl="7" w:tplc="040C0019">
+      <w:start w:val="1"/>
+      <w:numFmt w:val="lowerLetter"/>
+      <w:lvlText w:val="%8."/>
+      <w:lvlJc w:val="left"/>
+      <w:pPr>
+        <w:ind w:left="5760" w:hanging="360"/>
+      </w:pPr>
+    </w:lvl>
+    <w:lvl w:ilvl="8" w:tplc="040C001B">
+      <w:start w:val="1"/>
+      <w:numFmt w:val="lowerRoman"/>
+      <w:lvlText w:val="%9."/>
+      <w:lvlJc w:val="right"/>
+      <w:pPr>
+        <w:ind w:left="6480" w:hanging="180"/>
+      </w:pPr>
+    </w:lvl>
+  </w:abstractNum>
+  <w:abstractNum w:abstractNumId="3" w15:restartNumberingAfterBreak="0">
     <w:nsid w:val="0872332A"/>
     <w:multiLevelType w:val="multilevel"/>
     <w:tmpl w:val="3B1E4B6E"/>
@@ -30313,7 +31132,7 @@
       </w:pPr>
     </w:lvl>
   </w:abstractNum>
-  <w:abstractNum w:abstractNumId="3" w15:restartNumberingAfterBreak="0">
+  <w:abstractNum w:abstractNumId="4" w15:restartNumberingAfterBreak="0">
     <w:nsid w:val="0A8D79CE"/>
     <w:multiLevelType w:val="multilevel"/>
     <w:tmpl w:val="4D682796"/>
@@ -30426,7 +31245,7 @@
       </w:pPr>
     </w:lvl>
   </w:abstractNum>
-  <w:abstractNum w:abstractNumId="4" w15:restartNumberingAfterBreak="0">
+  <w:abstractNum w:abstractNumId="5" w15:restartNumberingAfterBreak="0">
     <w:nsid w:val="0C9137DF"/>
     <w:multiLevelType w:val="multilevel"/>
     <w:tmpl w:val="530A10AC"/>
@@ -30539,7 +31358,7 @@
       </w:pPr>
     </w:lvl>
   </w:abstractNum>
-  <w:abstractNum w:abstractNumId="5" w15:restartNumberingAfterBreak="0">
+  <w:abstractNum w:abstractNumId="6" w15:restartNumberingAfterBreak="0">
     <w:nsid w:val="0D4E164D"/>
     <w:multiLevelType w:val="multilevel"/>
     <w:tmpl w:val="8AE6449A"/>
@@ -30652,7 +31471,7 @@
       </w:pPr>
     </w:lvl>
   </w:abstractNum>
-  <w:abstractNum w:abstractNumId="6" w15:restartNumberingAfterBreak="0">
+  <w:abstractNum w:abstractNumId="7" w15:restartNumberingAfterBreak="0">
     <w:nsid w:val="0D8973DC"/>
     <w:multiLevelType w:val="hybridMultilevel"/>
     <w:tmpl w:val="17EC1BFE"/>
@@ -30738,7 +31557,7 @@
       </w:pPr>
     </w:lvl>
   </w:abstractNum>
-  <w:abstractNum w:abstractNumId="7" w15:restartNumberingAfterBreak="0">
+  <w:abstractNum w:abstractNumId="8" w15:restartNumberingAfterBreak="0">
     <w:nsid w:val="0E383664"/>
     <w:multiLevelType w:val="multilevel"/>
     <w:tmpl w:val="948E89CE"/>
@@ -30851,7 +31670,7 @@
       </w:pPr>
     </w:lvl>
   </w:abstractNum>
-  <w:abstractNum w:abstractNumId="8" w15:restartNumberingAfterBreak="0">
+  <w:abstractNum w:abstractNumId="9" w15:restartNumberingAfterBreak="0">
     <w:nsid w:val="0F304523"/>
     <w:multiLevelType w:val="multilevel"/>
     <w:tmpl w:val="41A6D16E"/>
@@ -30964,7 +31783,7 @@
       </w:pPr>
     </w:lvl>
   </w:abstractNum>
-  <w:abstractNum w:abstractNumId="9" w15:restartNumberingAfterBreak="0">
+  <w:abstractNum w:abstractNumId="10" w15:restartNumberingAfterBreak="0">
     <w:nsid w:val="11BB55BF"/>
     <w:multiLevelType w:val="hybridMultilevel"/>
     <w:tmpl w:val="6C72C91A"/>
@@ -31050,7 +31869,7 @@
       </w:pPr>
     </w:lvl>
   </w:abstractNum>
-  <w:abstractNum w:abstractNumId="10" w15:restartNumberingAfterBreak="0">
+  <w:abstractNum w:abstractNumId="11" w15:restartNumberingAfterBreak="0">
     <w:nsid w:val="17653B7C"/>
     <w:multiLevelType w:val="hybridMultilevel"/>
     <w:tmpl w:val="6A92D1D0"/>
@@ -31136,7 +31955,7 @@
       </w:pPr>
     </w:lvl>
   </w:abstractNum>
-  <w:abstractNum w:abstractNumId="11" w15:restartNumberingAfterBreak="0">
+  <w:abstractNum w:abstractNumId="12" w15:restartNumberingAfterBreak="0">
     <w:nsid w:val="1F8976D5"/>
     <w:multiLevelType w:val="multilevel"/>
     <w:tmpl w:val="264CB15C"/>
@@ -31249,7 +32068,7 @@
       </w:pPr>
     </w:lvl>
   </w:abstractNum>
-  <w:abstractNum w:abstractNumId="12" w15:restartNumberingAfterBreak="0">
+  <w:abstractNum w:abstractNumId="13" w15:restartNumberingAfterBreak="0">
     <w:nsid w:val="2000680F"/>
     <w:multiLevelType w:val="multilevel"/>
     <w:tmpl w:val="C9625B3A"/>
@@ -31362,7 +32181,7 @@
       </w:pPr>
     </w:lvl>
   </w:abstractNum>
-  <w:abstractNum w:abstractNumId="13" w15:restartNumberingAfterBreak="0">
+  <w:abstractNum w:abstractNumId="14" w15:restartNumberingAfterBreak="0">
     <w:nsid w:val="20E23EB7"/>
     <w:multiLevelType w:val="multilevel"/>
     <w:tmpl w:val="46209406"/>
@@ -31475,7 +32294,7 @@
       </w:pPr>
     </w:lvl>
   </w:abstractNum>
-  <w:abstractNum w:abstractNumId="14" w15:restartNumberingAfterBreak="0">
+  <w:abstractNum w:abstractNumId="15" w15:restartNumberingAfterBreak="0">
     <w:nsid w:val="21463824"/>
     <w:multiLevelType w:val="multilevel"/>
     <w:tmpl w:val="ED6AA330"/>
@@ -31588,7 +32407,7 @@
       </w:pPr>
     </w:lvl>
   </w:abstractNum>
-  <w:abstractNum w:abstractNumId="15" w15:restartNumberingAfterBreak="0">
+  <w:abstractNum w:abstractNumId="16" w15:restartNumberingAfterBreak="0">
     <w:nsid w:val="24AE4FD1"/>
     <w:multiLevelType w:val="multilevel"/>
     <w:tmpl w:val="8416E944"/>
@@ -31701,7 +32520,7 @@
       </w:pPr>
     </w:lvl>
   </w:abstractNum>
-  <w:abstractNum w:abstractNumId="16" w15:restartNumberingAfterBreak="0">
+  <w:abstractNum w:abstractNumId="17" w15:restartNumberingAfterBreak="0">
     <w:nsid w:val="25C068A3"/>
     <w:multiLevelType w:val="multilevel"/>
     <w:tmpl w:val="E9B41B28"/>
@@ -31814,7 +32633,7 @@
       </w:pPr>
     </w:lvl>
   </w:abstractNum>
-  <w:abstractNum w:abstractNumId="17" w15:restartNumberingAfterBreak="0">
+  <w:abstractNum w:abstractNumId="18" w15:restartNumberingAfterBreak="0">
     <w:nsid w:val="283529D0"/>
     <w:multiLevelType w:val="multilevel"/>
     <w:tmpl w:val="903CDDBE"/>
@@ -31927,7 +32746,7 @@
       </w:pPr>
     </w:lvl>
   </w:abstractNum>
-  <w:abstractNum w:abstractNumId="18" w15:restartNumberingAfterBreak="0">
+  <w:abstractNum w:abstractNumId="19" w15:restartNumberingAfterBreak="0">
     <w:nsid w:val="2C643C4A"/>
     <w:multiLevelType w:val="multilevel"/>
     <w:tmpl w:val="4C7CB9A4"/>
@@ -32040,7 +32859,7 @@
       </w:pPr>
     </w:lvl>
   </w:abstractNum>
-  <w:abstractNum w:abstractNumId="19" w15:restartNumberingAfterBreak="0">
+  <w:abstractNum w:abstractNumId="20" w15:restartNumberingAfterBreak="0">
     <w:nsid w:val="2DA67630"/>
     <w:multiLevelType w:val="hybridMultilevel"/>
     <w:tmpl w:val="E39EA21E"/>
@@ -32130,7 +32949,7 @@
       </w:pPr>
     </w:lvl>
   </w:abstractNum>
-  <w:abstractNum w:abstractNumId="20" w15:restartNumberingAfterBreak="0">
+  <w:abstractNum w:abstractNumId="21" w15:restartNumberingAfterBreak="0">
     <w:nsid w:val="30574545"/>
     <w:multiLevelType w:val="hybridMultilevel"/>
     <w:tmpl w:val="BC105ACA"/>
@@ -32220,7 +33039,7 @@
       </w:pPr>
     </w:lvl>
   </w:abstractNum>
-  <w:abstractNum w:abstractNumId="21" w15:restartNumberingAfterBreak="0">
+  <w:abstractNum w:abstractNumId="22" w15:restartNumberingAfterBreak="0">
     <w:nsid w:val="33B72177"/>
     <w:multiLevelType w:val="hybridMultilevel"/>
     <w:tmpl w:val="EEE8F5D4"/>
@@ -32306,7 +33125,7 @@
       </w:pPr>
     </w:lvl>
   </w:abstractNum>
-  <w:abstractNum w:abstractNumId="22" w15:restartNumberingAfterBreak="0">
+  <w:abstractNum w:abstractNumId="23" w15:restartNumberingAfterBreak="0">
     <w:nsid w:val="36255CAD"/>
     <w:multiLevelType w:val="multilevel"/>
     <w:tmpl w:val="59160178"/>
@@ -32419,7 +33238,7 @@
       </w:pPr>
     </w:lvl>
   </w:abstractNum>
-  <w:abstractNum w:abstractNumId="23" w15:restartNumberingAfterBreak="0">
+  <w:abstractNum w:abstractNumId="24" w15:restartNumberingAfterBreak="0">
     <w:nsid w:val="37B306CD"/>
     <w:multiLevelType w:val="multilevel"/>
     <w:tmpl w:val="4EDE21FA"/>
@@ -32532,7 +33351,7 @@
       </w:pPr>
     </w:lvl>
   </w:abstractNum>
-  <w:abstractNum w:abstractNumId="24" w15:restartNumberingAfterBreak="0">
+  <w:abstractNum w:abstractNumId="25" w15:restartNumberingAfterBreak="0">
     <w:nsid w:val="3B130B90"/>
     <w:multiLevelType w:val="multilevel"/>
     <w:tmpl w:val="A4F48DD0"/>
@@ -32681,7 +33500,7 @@
       </w:rPr>
     </w:lvl>
   </w:abstractNum>
-  <w:abstractNum w:abstractNumId="25" w15:restartNumberingAfterBreak="0">
+  <w:abstractNum w:abstractNumId="26" w15:restartNumberingAfterBreak="0">
     <w:nsid w:val="40F6537E"/>
     <w:multiLevelType w:val="hybridMultilevel"/>
     <w:tmpl w:val="97B0E8FE"/>
@@ -32767,7 +33586,7 @@
       </w:pPr>
     </w:lvl>
   </w:abstractNum>
-  <w:abstractNum w:abstractNumId="26" w15:restartNumberingAfterBreak="0">
+  <w:abstractNum w:abstractNumId="27" w15:restartNumberingAfterBreak="0">
     <w:nsid w:val="40FD6B56"/>
     <w:multiLevelType w:val="multilevel"/>
     <w:tmpl w:val="2EC0CA86"/>
@@ -32880,7 +33699,7 @@
       </w:pPr>
     </w:lvl>
   </w:abstractNum>
-  <w:abstractNum w:abstractNumId="27" w15:restartNumberingAfterBreak="0">
+  <w:abstractNum w:abstractNumId="28" w15:restartNumberingAfterBreak="0">
     <w:nsid w:val="42B72108"/>
     <w:multiLevelType w:val="multilevel"/>
     <w:tmpl w:val="46209406"/>
@@ -32993,7 +33812,7 @@
       </w:pPr>
     </w:lvl>
   </w:abstractNum>
-  <w:abstractNum w:abstractNumId="28" w15:restartNumberingAfterBreak="0">
+  <w:abstractNum w:abstractNumId="29" w15:restartNumberingAfterBreak="0">
     <w:nsid w:val="4392728A"/>
     <w:multiLevelType w:val="multilevel"/>
     <w:tmpl w:val="BB682B00"/>
@@ -33106,7 +33925,7 @@
       </w:pPr>
     </w:lvl>
   </w:abstractNum>
-  <w:abstractNum w:abstractNumId="29" w15:restartNumberingAfterBreak="0">
+  <w:abstractNum w:abstractNumId="30" w15:restartNumberingAfterBreak="0">
     <w:nsid w:val="478E4F4A"/>
     <w:multiLevelType w:val="multilevel"/>
     <w:tmpl w:val="3824278A"/>
@@ -33255,7 +34074,7 @@
       </w:rPr>
     </w:lvl>
   </w:abstractNum>
-  <w:abstractNum w:abstractNumId="30" w15:restartNumberingAfterBreak="0">
+  <w:abstractNum w:abstractNumId="31" w15:restartNumberingAfterBreak="0">
     <w:nsid w:val="4DA15867"/>
     <w:multiLevelType w:val="hybridMultilevel"/>
     <w:tmpl w:val="507AAF10"/>
@@ -33341,7 +34160,7 @@
       </w:pPr>
     </w:lvl>
   </w:abstractNum>
-  <w:abstractNum w:abstractNumId="31" w15:restartNumberingAfterBreak="0">
+  <w:abstractNum w:abstractNumId="32" w15:restartNumberingAfterBreak="0">
     <w:nsid w:val="4FDB3D0B"/>
     <w:multiLevelType w:val="multilevel"/>
     <w:tmpl w:val="903CDDBE"/>
@@ -33454,7 +34273,7 @@
       </w:pPr>
     </w:lvl>
   </w:abstractNum>
-  <w:abstractNum w:abstractNumId="32" w15:restartNumberingAfterBreak="0">
+  <w:abstractNum w:abstractNumId="33" w15:restartNumberingAfterBreak="0">
     <w:nsid w:val="52DA44F4"/>
     <w:multiLevelType w:val="hybridMultilevel"/>
     <w:tmpl w:val="130E795E"/>
@@ -33540,7 +34359,7 @@
       </w:pPr>
     </w:lvl>
   </w:abstractNum>
-  <w:abstractNum w:abstractNumId="33" w15:restartNumberingAfterBreak="0">
+  <w:abstractNum w:abstractNumId="34" w15:restartNumberingAfterBreak="0">
     <w:nsid w:val="55BF5AED"/>
     <w:multiLevelType w:val="multilevel"/>
     <w:tmpl w:val="DBBC6BAA"/>
@@ -33653,7 +34472,7 @@
       </w:pPr>
     </w:lvl>
   </w:abstractNum>
-  <w:abstractNum w:abstractNumId="34" w15:restartNumberingAfterBreak="0">
+  <w:abstractNum w:abstractNumId="35" w15:restartNumberingAfterBreak="0">
     <w:nsid w:val="57F7600F"/>
     <w:multiLevelType w:val="multilevel"/>
     <w:tmpl w:val="D908ADF8"/>
@@ -33766,7 +34585,7 @@
       </w:pPr>
     </w:lvl>
   </w:abstractNum>
-  <w:abstractNum w:abstractNumId="35" w15:restartNumberingAfterBreak="0">
+  <w:abstractNum w:abstractNumId="36" w15:restartNumberingAfterBreak="0">
     <w:nsid w:val="5BE77EE9"/>
     <w:multiLevelType w:val="hybridMultilevel"/>
     <w:tmpl w:val="F04AD3CA"/>
@@ -33856,7 +34675,7 @@
       </w:pPr>
     </w:lvl>
   </w:abstractNum>
-  <w:abstractNum w:abstractNumId="36" w15:restartNumberingAfterBreak="0">
+  <w:abstractNum w:abstractNumId="37" w15:restartNumberingAfterBreak="0">
     <w:nsid w:val="5F23171B"/>
     <w:multiLevelType w:val="multilevel"/>
     <w:tmpl w:val="2A0A0BBC"/>
@@ -33969,7 +34788,7 @@
       </w:pPr>
     </w:lvl>
   </w:abstractNum>
-  <w:abstractNum w:abstractNumId="37" w15:restartNumberingAfterBreak="0">
+  <w:abstractNum w:abstractNumId="38" w15:restartNumberingAfterBreak="0">
     <w:nsid w:val="5F6F7832"/>
     <w:multiLevelType w:val="hybridMultilevel"/>
     <w:tmpl w:val="B0009AB0"/>
@@ -34055,7 +34874,7 @@
       </w:pPr>
     </w:lvl>
   </w:abstractNum>
-  <w:abstractNum w:abstractNumId="38" w15:restartNumberingAfterBreak="0">
+  <w:abstractNum w:abstractNumId="39" w15:restartNumberingAfterBreak="0">
     <w:nsid w:val="60434699"/>
     <w:multiLevelType w:val="hybridMultilevel"/>
     <w:tmpl w:val="34063862"/>
@@ -34141,7 +34960,7 @@
       </w:pPr>
     </w:lvl>
   </w:abstractNum>
-  <w:abstractNum w:abstractNumId="39" w15:restartNumberingAfterBreak="0">
+  <w:abstractNum w:abstractNumId="40" w15:restartNumberingAfterBreak="0">
     <w:nsid w:val="606260B9"/>
     <w:multiLevelType w:val="multilevel"/>
     <w:tmpl w:val="A9B27B1E"/>
@@ -34254,7 +35073,7 @@
       </w:pPr>
     </w:lvl>
   </w:abstractNum>
-  <w:abstractNum w:abstractNumId="40" w15:restartNumberingAfterBreak="0">
+  <w:abstractNum w:abstractNumId="41" w15:restartNumberingAfterBreak="0">
     <w:nsid w:val="61DF7D09"/>
     <w:multiLevelType w:val="multilevel"/>
     <w:tmpl w:val="2138B8B8"/>
@@ -34367,7 +35186,7 @@
       </w:pPr>
     </w:lvl>
   </w:abstractNum>
-  <w:abstractNum w:abstractNumId="41" w15:restartNumberingAfterBreak="0">
+  <w:abstractNum w:abstractNumId="42" w15:restartNumberingAfterBreak="0">
     <w:nsid w:val="64CA78AB"/>
     <w:multiLevelType w:val="hybridMultilevel"/>
     <w:tmpl w:val="F1ACF1B0"/>
@@ -34453,7 +35272,7 @@
       </w:pPr>
     </w:lvl>
   </w:abstractNum>
-  <w:abstractNum w:abstractNumId="42" w15:restartNumberingAfterBreak="0">
+  <w:abstractNum w:abstractNumId="43" w15:restartNumberingAfterBreak="0">
     <w:nsid w:val="65803196"/>
     <w:multiLevelType w:val="hybridMultilevel"/>
     <w:tmpl w:val="2B3A9AAA"/>
@@ -34540,7 +35359,7 @@
       </w:pPr>
     </w:lvl>
   </w:abstractNum>
-  <w:abstractNum w:abstractNumId="43" w15:restartNumberingAfterBreak="0">
+  <w:abstractNum w:abstractNumId="44" w15:restartNumberingAfterBreak="0">
     <w:nsid w:val="69CB4E6D"/>
     <w:multiLevelType w:val="hybridMultilevel"/>
     <w:tmpl w:val="C8BEC684"/>
@@ -34630,7 +35449,7 @@
       </w:pPr>
     </w:lvl>
   </w:abstractNum>
-  <w:abstractNum w:abstractNumId="44" w15:restartNumberingAfterBreak="0">
+  <w:abstractNum w:abstractNumId="45" w15:restartNumberingAfterBreak="0">
     <w:nsid w:val="73DB773D"/>
     <w:multiLevelType w:val="multilevel"/>
     <w:tmpl w:val="5E24F720"/>
@@ -34743,7 +35562,7 @@
       </w:pPr>
     </w:lvl>
   </w:abstractNum>
-  <w:abstractNum w:abstractNumId="45" w15:restartNumberingAfterBreak="0">
+  <w:abstractNum w:abstractNumId="46" w15:restartNumberingAfterBreak="0">
     <w:nsid w:val="78EC42C1"/>
     <w:multiLevelType w:val="multilevel"/>
     <w:tmpl w:val="6F94DB2E"/>
@@ -34856,7 +35675,7 @@
       </w:pPr>
     </w:lvl>
   </w:abstractNum>
-  <w:abstractNum w:abstractNumId="46" w15:restartNumberingAfterBreak="0">
+  <w:abstractNum w:abstractNumId="47" w15:restartNumberingAfterBreak="0">
     <w:nsid w:val="791C671F"/>
     <w:multiLevelType w:val="multilevel"/>
     <w:tmpl w:val="C24A3F04"/>
@@ -34969,7 +35788,7 @@
       </w:pPr>
     </w:lvl>
   </w:abstractNum>
-  <w:abstractNum w:abstractNumId="47" w15:restartNumberingAfterBreak="0">
+  <w:abstractNum w:abstractNumId="48" w15:restartNumberingAfterBreak="0">
     <w:nsid w:val="79993B11"/>
     <w:multiLevelType w:val="hybridMultilevel"/>
     <w:tmpl w:val="8ABE1EE4"/>
@@ -35055,7 +35874,7 @@
       </w:pPr>
     </w:lvl>
   </w:abstractNum>
-  <w:abstractNum w:abstractNumId="48" w15:restartNumberingAfterBreak="0">
+  <w:abstractNum w:abstractNumId="49" w15:restartNumberingAfterBreak="0">
     <w:nsid w:val="7AEF6543"/>
     <w:multiLevelType w:val="multilevel"/>
     <w:tmpl w:val="0F9E8A96"/>
@@ -35168,7 +35987,7 @@
       </w:pPr>
     </w:lvl>
   </w:abstractNum>
-  <w:abstractNum w:abstractNumId="49" w15:restartNumberingAfterBreak="0">
+  <w:abstractNum w:abstractNumId="50" w15:restartNumberingAfterBreak="0">
     <w:nsid w:val="7CC037EB"/>
     <w:multiLevelType w:val="hybridMultilevel"/>
     <w:tmpl w:val="E39EA21E"/>
@@ -35258,7 +36077,7 @@
       </w:pPr>
     </w:lvl>
   </w:abstractNum>
-  <w:abstractNum w:abstractNumId="50" w15:restartNumberingAfterBreak="0">
+  <w:abstractNum w:abstractNumId="51" w15:restartNumberingAfterBreak="0">
     <w:nsid w:val="7D993052"/>
     <w:multiLevelType w:val="multilevel"/>
     <w:tmpl w:val="FA9CDD5A"/>
@@ -35371,7 +36190,7 @@
       </w:pPr>
     </w:lvl>
   </w:abstractNum>
-  <w:abstractNum w:abstractNumId="51" w15:restartNumberingAfterBreak="0">
+  <w:abstractNum w:abstractNumId="52" w15:restartNumberingAfterBreak="0">
     <w:nsid w:val="7DD935CF"/>
     <w:multiLevelType w:val="hybridMultilevel"/>
     <w:tmpl w:val="F516F0A8"/>
@@ -35457,7 +36276,7 @@
       </w:pPr>
     </w:lvl>
   </w:abstractNum>
-  <w:abstractNum w:abstractNumId="52" w15:restartNumberingAfterBreak="0">
+  <w:abstractNum w:abstractNumId="53" w15:restartNumberingAfterBreak="0">
     <w:nsid w:val="7EB831AA"/>
     <w:multiLevelType w:val="multilevel"/>
     <w:tmpl w:val="ED627C20"/>
@@ -35606,7 +36425,7 @@
       </w:rPr>
     </w:lvl>
   </w:abstractNum>
-  <w:abstractNum w:abstractNumId="53" w15:restartNumberingAfterBreak="0">
+  <w:abstractNum w:abstractNumId="54" w15:restartNumberingAfterBreak="0">
     <w:nsid w:val="7F37427B"/>
     <w:multiLevelType w:val="multilevel"/>
     <w:tmpl w:val="773EE3C2"/>
@@ -35720,124 +36539,124 @@
     </w:lvl>
   </w:abstractNum>
   <w:num w:numId="1" w16cid:durableId="868832436">
-    <w:abstractNumId w:val="50"/>
+    <w:abstractNumId w:val="51"/>
   </w:num>
   <w:num w:numId="2" w16cid:durableId="287976183">
-    <w:abstractNumId w:val="28"/>
+    <w:abstractNumId w:val="29"/>
   </w:num>
   <w:num w:numId="3" w16cid:durableId="160629831">
-    <w:abstractNumId w:val="8"/>
+    <w:abstractNumId w:val="9"/>
   </w:num>
   <w:num w:numId="4" w16cid:durableId="1989161203">
+    <w:abstractNumId w:val="24"/>
+  </w:num>
+  <w:num w:numId="5" w16cid:durableId="489056113">
+    <w:abstractNumId w:val="6"/>
+  </w:num>
+  <w:num w:numId="6" w16cid:durableId="1358850937">
     <w:abstractNumId w:val="23"/>
   </w:num>
-  <w:num w:numId="5" w16cid:durableId="489056113">
-    <w:abstractNumId w:val="5"/>
-  </w:num>
-  <w:num w:numId="6" w16cid:durableId="1358850937">
-    <w:abstractNumId w:val="22"/>
-  </w:num>
   <w:num w:numId="7" w16cid:durableId="176505189">
-    <w:abstractNumId w:val="26"/>
+    <w:abstractNumId w:val="27"/>
   </w:num>
   <w:num w:numId="8" w16cid:durableId="181822122">
-    <w:abstractNumId w:val="48"/>
+    <w:abstractNumId w:val="49"/>
   </w:num>
   <w:num w:numId="9" w16cid:durableId="930357276">
+    <w:abstractNumId w:val="35"/>
+  </w:num>
+  <w:num w:numId="10" w16cid:durableId="2122797219">
+    <w:abstractNumId w:val="47"/>
+  </w:num>
+  <w:num w:numId="11" w16cid:durableId="1868368128">
+    <w:abstractNumId w:val="25"/>
+  </w:num>
+  <w:num w:numId="12" w16cid:durableId="514423883">
+    <w:abstractNumId w:val="53"/>
+  </w:num>
+  <w:num w:numId="13" w16cid:durableId="217402540">
+    <w:abstractNumId w:val="13"/>
+  </w:num>
+  <w:num w:numId="14" w16cid:durableId="206642735">
+    <w:abstractNumId w:val="15"/>
+  </w:num>
+  <w:num w:numId="15" w16cid:durableId="607660099">
+    <w:abstractNumId w:val="19"/>
+  </w:num>
+  <w:num w:numId="16" w16cid:durableId="2063820540">
     <w:abstractNumId w:val="34"/>
   </w:num>
-  <w:num w:numId="10" w16cid:durableId="2122797219">
+  <w:num w:numId="17" w16cid:durableId="978610728">
+    <w:abstractNumId w:val="16"/>
+  </w:num>
+  <w:num w:numId="18" w16cid:durableId="1388256826">
+    <w:abstractNumId w:val="40"/>
+  </w:num>
+  <w:num w:numId="19" w16cid:durableId="537161017">
+    <w:abstractNumId w:val="30"/>
+  </w:num>
+  <w:num w:numId="20" w16cid:durableId="586885485">
+    <w:abstractNumId w:val="3"/>
+  </w:num>
+  <w:num w:numId="21" w16cid:durableId="36707831">
+    <w:abstractNumId w:val="41"/>
+  </w:num>
+  <w:num w:numId="22" w16cid:durableId="1072772329">
+    <w:abstractNumId w:val="17"/>
+  </w:num>
+  <w:num w:numId="23" w16cid:durableId="549610909">
+    <w:abstractNumId w:val="45"/>
+  </w:num>
+  <w:num w:numId="24" w16cid:durableId="66923767">
     <w:abstractNumId w:val="46"/>
   </w:num>
-  <w:num w:numId="11" w16cid:durableId="1868368128">
-    <w:abstractNumId w:val="24"/>
-  </w:num>
-  <w:num w:numId="12" w16cid:durableId="514423883">
-    <w:abstractNumId w:val="52"/>
-  </w:num>
-  <w:num w:numId="13" w16cid:durableId="217402540">
-    <w:abstractNumId w:val="12"/>
-  </w:num>
-  <w:num w:numId="14" w16cid:durableId="206642735">
-    <w:abstractNumId w:val="14"/>
-  </w:num>
-  <w:num w:numId="15" w16cid:durableId="607660099">
-    <w:abstractNumId w:val="18"/>
-  </w:num>
-  <w:num w:numId="16" w16cid:durableId="2063820540">
-    <w:abstractNumId w:val="33"/>
-  </w:num>
-  <w:num w:numId="17" w16cid:durableId="978610728">
-    <w:abstractNumId w:val="15"/>
-  </w:num>
-  <w:num w:numId="18" w16cid:durableId="1388256826">
-    <w:abstractNumId w:val="39"/>
-  </w:num>
-  <w:num w:numId="19" w16cid:durableId="537161017">
-    <w:abstractNumId w:val="29"/>
-  </w:num>
-  <w:num w:numId="20" w16cid:durableId="586885485">
-    <w:abstractNumId w:val="2"/>
-  </w:num>
-  <w:num w:numId="21" w16cid:durableId="36707831">
-    <w:abstractNumId w:val="40"/>
-  </w:num>
-  <w:num w:numId="22" w16cid:durableId="1072772329">
-    <w:abstractNumId w:val="16"/>
-  </w:num>
-  <w:num w:numId="23" w16cid:durableId="549610909">
-    <w:abstractNumId w:val="44"/>
-  </w:num>
-  <w:num w:numId="24" w16cid:durableId="66923767">
-    <w:abstractNumId w:val="45"/>
-  </w:num>
   <w:num w:numId="25" w16cid:durableId="1251886352">
-    <w:abstractNumId w:val="45"/>
+    <w:abstractNumId w:val="46"/>
     <w:lvlOverride w:ilvl="1">
       <w:startOverride w:val="1"/>
     </w:lvlOverride>
   </w:num>
   <w:num w:numId="26" w16cid:durableId="2016418553">
-    <w:abstractNumId w:val="3"/>
+    <w:abstractNumId w:val="4"/>
   </w:num>
   <w:num w:numId="27" w16cid:durableId="338656290">
-    <w:abstractNumId w:val="3"/>
+    <w:abstractNumId w:val="4"/>
     <w:lvlOverride w:ilvl="1">
       <w:startOverride w:val="1"/>
     </w:lvlOverride>
   </w:num>
   <w:num w:numId="28" w16cid:durableId="1806389065">
-    <w:abstractNumId w:val="3"/>
+    <w:abstractNumId w:val="4"/>
     <w:lvlOverride w:ilvl="1">
       <w:startOverride w:val="1"/>
     </w:lvlOverride>
   </w:num>
   <w:num w:numId="29" w16cid:durableId="1916279465">
-    <w:abstractNumId w:val="4"/>
+    <w:abstractNumId w:val="5"/>
   </w:num>
   <w:num w:numId="30" w16cid:durableId="192811797">
-    <w:abstractNumId w:val="4"/>
+    <w:abstractNumId w:val="5"/>
     <w:lvlOverride w:ilvl="1">
       <w:startOverride w:val="1"/>
     </w:lvlOverride>
   </w:num>
   <w:num w:numId="31" w16cid:durableId="1655599071">
-    <w:abstractNumId w:val="4"/>
+    <w:abstractNumId w:val="5"/>
     <w:lvlOverride w:ilvl="1">
       <w:startOverride w:val="1"/>
     </w:lvlOverride>
   </w:num>
   <w:num w:numId="32" w16cid:durableId="2020810433">
-    <w:abstractNumId w:val="4"/>
+    <w:abstractNumId w:val="5"/>
     <w:lvlOverride w:ilvl="1">
       <w:startOverride w:val="1"/>
     </w:lvlOverride>
   </w:num>
   <w:num w:numId="33" w16cid:durableId="196436735">
-    <w:abstractNumId w:val="53"/>
+    <w:abstractNumId w:val="54"/>
   </w:num>
   <w:num w:numId="34" w16cid:durableId="1612711204">
-    <w:abstractNumId w:val="53"/>
+    <w:abstractNumId w:val="54"/>
     <w:lvlOverride w:ilvl="1">
       <w:startOverride w:val="1"/>
     </w:lvlOverride>
@@ -35870,142 +36689,145 @@
     </w:lvlOverride>
   </w:num>
   <w:num w:numId="40" w16cid:durableId="511191950">
-    <w:abstractNumId w:val="7"/>
+    <w:abstractNumId w:val="8"/>
   </w:num>
   <w:num w:numId="41" w16cid:durableId="207029569">
-    <w:abstractNumId w:val="13"/>
+    <w:abstractNumId w:val="14"/>
   </w:num>
   <w:num w:numId="42" w16cid:durableId="2143502842">
-    <w:abstractNumId w:val="13"/>
+    <w:abstractNumId w:val="14"/>
     <w:lvlOverride w:ilvl="1">
       <w:startOverride w:val="1"/>
     </w:lvlOverride>
   </w:num>
   <w:num w:numId="43" w16cid:durableId="1370102967">
-    <w:abstractNumId w:val="13"/>
+    <w:abstractNumId w:val="14"/>
     <w:lvlOverride w:ilvl="1">
       <w:startOverride w:val="1"/>
     </w:lvlOverride>
   </w:num>
   <w:num w:numId="44" w16cid:durableId="1665888044">
-    <w:abstractNumId w:val="13"/>
+    <w:abstractNumId w:val="14"/>
     <w:lvlOverride w:ilvl="1">
       <w:startOverride w:val="1"/>
     </w:lvlOverride>
   </w:num>
   <w:num w:numId="45" w16cid:durableId="1141847924">
-    <w:abstractNumId w:val="13"/>
+    <w:abstractNumId w:val="14"/>
     <w:lvlOverride w:ilvl="1">
       <w:startOverride w:val="1"/>
     </w:lvlOverride>
   </w:num>
   <w:num w:numId="46" w16cid:durableId="640229014">
-    <w:abstractNumId w:val="13"/>
+    <w:abstractNumId w:val="14"/>
     <w:lvlOverride w:ilvl="1">
       <w:startOverride w:val="1"/>
     </w:lvlOverride>
   </w:num>
   <w:num w:numId="47" w16cid:durableId="1480419464">
-    <w:abstractNumId w:val="36"/>
+    <w:abstractNumId w:val="37"/>
   </w:num>
   <w:num w:numId="48" w16cid:durableId="1289581088">
-    <w:abstractNumId w:val="36"/>
+    <w:abstractNumId w:val="37"/>
     <w:lvlOverride w:ilvl="1">
       <w:startOverride w:val="1"/>
     </w:lvlOverride>
   </w:num>
   <w:num w:numId="49" w16cid:durableId="1641380443">
-    <w:abstractNumId w:val="36"/>
+    <w:abstractNumId w:val="37"/>
     <w:lvlOverride w:ilvl="1">
       <w:startOverride w:val="1"/>
     </w:lvlOverride>
   </w:num>
   <w:num w:numId="50" w16cid:durableId="912275092">
-    <w:abstractNumId w:val="36"/>
+    <w:abstractNumId w:val="37"/>
     <w:lvlOverride w:ilvl="1">
       <w:startOverride w:val="1"/>
     </w:lvlOverride>
   </w:num>
   <w:num w:numId="51" w16cid:durableId="166360391">
-    <w:abstractNumId w:val="36"/>
+    <w:abstractNumId w:val="37"/>
     <w:lvlOverride w:ilvl="1">
       <w:startOverride w:val="1"/>
     </w:lvlOverride>
   </w:num>
   <w:num w:numId="52" w16cid:durableId="843394734">
-    <w:abstractNumId w:val="36"/>
+    <w:abstractNumId w:val="37"/>
     <w:lvlOverride w:ilvl="1">
       <w:startOverride w:val="1"/>
     </w:lvlOverride>
   </w:num>
   <w:num w:numId="53" w16cid:durableId="1520315467">
+    <w:abstractNumId w:val="12"/>
+  </w:num>
+  <w:num w:numId="54" w16cid:durableId="1830780077">
+    <w:abstractNumId w:val="28"/>
+  </w:num>
+  <w:num w:numId="55" w16cid:durableId="1430849987">
+    <w:abstractNumId w:val="18"/>
+  </w:num>
+  <w:num w:numId="56" w16cid:durableId="2007129776">
+    <w:abstractNumId w:val="32"/>
+  </w:num>
+  <w:num w:numId="57" w16cid:durableId="466581671">
+    <w:abstractNumId w:val="22"/>
+  </w:num>
+  <w:num w:numId="58" w16cid:durableId="1419137262">
+    <w:abstractNumId w:val="48"/>
+  </w:num>
+  <w:num w:numId="59" w16cid:durableId="621308261">
     <w:abstractNumId w:val="11"/>
   </w:num>
-  <w:num w:numId="54" w16cid:durableId="1830780077">
-    <w:abstractNumId w:val="27"/>
+  <w:num w:numId="60" w16cid:durableId="1522204680">
+    <w:abstractNumId w:val="36"/>
   </w:num>
-  <w:num w:numId="55" w16cid:durableId="1430849987">
-    <w:abstractNumId w:val="17"/>
-  </w:num>
-  <w:num w:numId="56" w16cid:durableId="2007129776">
-    <w:abstractNumId w:val="31"/>
-  </w:num>
-  <w:num w:numId="57" w16cid:durableId="466581671">
+  <w:num w:numId="61" w16cid:durableId="850491850">
     <w:abstractNumId w:val="21"/>
   </w:num>
-  <w:num w:numId="58" w16cid:durableId="1419137262">
-    <w:abstractNumId w:val="47"/>
-  </w:num>
-  <w:num w:numId="59" w16cid:durableId="621308261">
-    <w:abstractNumId w:val="10"/>
-  </w:num>
-  <w:num w:numId="60" w16cid:durableId="1522204680">
-    <w:abstractNumId w:val="35"/>
-  </w:num>
-  <w:num w:numId="61" w16cid:durableId="850491850">
+  <w:num w:numId="62" w16cid:durableId="1509446365">
     <w:abstractNumId w:val="20"/>
   </w:num>
-  <w:num w:numId="62" w16cid:durableId="1509446365">
-    <w:abstractNumId w:val="19"/>
-  </w:num>
   <w:num w:numId="63" w16cid:durableId="2129202865">
-    <w:abstractNumId w:val="49"/>
+    <w:abstractNumId w:val="50"/>
   </w:num>
   <w:num w:numId="64" w16cid:durableId="122967208">
-    <w:abstractNumId w:val="43"/>
+    <w:abstractNumId w:val="44"/>
   </w:num>
   <w:num w:numId="65" w16cid:durableId="723866591">
-    <w:abstractNumId w:val="42"/>
+    <w:abstractNumId w:val="43"/>
   </w:num>
   <w:num w:numId="66" w16cid:durableId="1621372316">
     <w:abstractNumId w:val="0"/>
   </w:num>
   <w:num w:numId="67" w16cid:durableId="1031345611">
-    <w:abstractNumId w:val="30"/>
+    <w:abstractNumId w:val="31"/>
   </w:num>
   <w:num w:numId="68" w16cid:durableId="1357082057">
-    <w:abstractNumId w:val="9"/>
+    <w:abstractNumId w:val="10"/>
   </w:num>
   <w:num w:numId="69" w16cid:durableId="915015421">
-    <w:abstractNumId w:val="32"/>
+    <w:abstractNumId w:val="33"/>
   </w:num>
   <w:num w:numId="70" w16cid:durableId="513687383">
-    <w:abstractNumId w:val="25"/>
+    <w:abstractNumId w:val="26"/>
   </w:num>
   <w:num w:numId="71" w16cid:durableId="1162238274">
-    <w:abstractNumId w:val="6"/>
+    <w:abstractNumId w:val="7"/>
   </w:num>
   <w:num w:numId="72" w16cid:durableId="2069645872">
-    <w:abstractNumId w:val="41"/>
+    <w:abstractNumId w:val="42"/>
   </w:num>
   <w:num w:numId="73" w16cid:durableId="603851508">
+    <w:abstractNumId w:val="39"/>
+  </w:num>
+  <w:num w:numId="74" w16cid:durableId="818227362">
+    <w:abstractNumId w:val="52"/>
+  </w:num>
+  <w:num w:numId="75" w16cid:durableId="806970440">
     <w:abstractNumId w:val="38"/>
   </w:num>
-  <w:num w:numId="74" w16cid:durableId="818227362">
-    <w:abstractNumId w:val="51"/>
-  </w:num>
-  <w:num w:numId="75" w16cid:durableId="806970440">
-    <w:abstractNumId w:val="37"/>
+  <w:num w:numId="76" w16cid:durableId="188186082">
+    <w:abstractNumId w:val="2"/>
   </w:num>
   <w:numIdMacAtCleanup w:val="73"/>
 </w:numbering>

--- a/docs/Pricer_Valo_doc.docx
+++ b/docs/Pricer_Valo_doc.docx
@@ -30114,13 +30114,21 @@
         <w:t xml:space="preserve"> Cette fonction calcule le delta CSR de la tranche en prenant pour proxy la PV01, permettant une approche non look-through. Elle utilise cependant les risk-weights, les tenors et la corrélation des produits SEC</w:t>
       </w:r>
       <w:r>
-        <w:t xml:space="preserve"> CTP de la partie CSR. Elle calcule les Kb </w:t>
-      </w:r>
-      <w:r>
-        <w:t>en considérant un seul bucket, celui qui est majoritaire parmi les bucket des CDS présent dans la tranche</w:t>
-      </w:r>
-      <w:r>
-        <w:t>, et le delta risk final.</w:t>
+        <w:t xml:space="preserve"> CTP de la partie CSR. Elle calcule les Kb en considérant un seul bucket, celui qui est majoritaire parmi les bucket des CDS présent dans la tranche, et le delta risk final.</w:t>
+      </w:r>
+      <w:r>
+        <w:t xml:space="preserve"> (Voir </w:t>
+      </w:r>
+      <w:hyperlink r:id="rId27" w:history="1">
+        <w:r>
+          <w:rPr>
+            <w:rStyle w:val="Hyperlink"/>
+          </w:rPr>
+          <w:t>https://www.bis.org/basel_framework/chapter/MAR/21.htm?inforce=20230101&amp;published=20200327#paragraph_MAR_21_20230101_21_5</w:t>
+        </w:r>
+      </w:hyperlink>
+      <w:r>
+        <w:t xml:space="preserve"> 21.20)</w:t>
       </w:r>
     </w:p>
     <w:p>
@@ -30309,6 +30317,7 @@
           <w:b/>
           <w:bCs/>
         </w:rPr>
+        <w:lastRenderedPageBreak/>
         <w:t>CDOBucket </w:t>
       </w:r>
       <w:r>
@@ -30352,7 +30361,6 @@
           <w:b/>
           <w:bCs/>
         </w:rPr>
-        <w:lastRenderedPageBreak/>
         <w:t>Testé</w:t>
       </w:r>
     </w:p>
@@ -37965,6 +37973,18 @@
       <w:ind w:left="480"/>
     </w:pPr>
   </w:style>
+  <w:style w:type="character" w:styleId="UnresolvedMention">
+    <w:name w:val="Unresolved Mention"/>
+    <w:basedOn w:val="DefaultParagraphFont"/>
+    <w:uiPriority w:val="99"/>
+    <w:semiHidden/>
+    <w:unhideWhenUsed/>
+    <w:rsid w:val="00FF6A42"/>
+    <w:rPr>
+      <w:color w:val="605E5C"/>
+      <w:shd w:val="clear" w:color="auto" w:fill="E1DFDD"/>
+    </w:rPr>
+  </w:style>
 </w:styles>
 </file>
 
